--- a/01-提交文档/08-1-董宇曦个人工作总结.docx
+++ b/01-提交文档/08-1-董宇曦个人工作总结.docx
@@ -63,6 +63,14 @@
           <w:lang w:val="en-US" w:eastAsia="zh-CN"/>
         </w:rPr>
         <w:t>学号：87220604</w:t>
+      </w:r>
+      <w:r>
+        <w:rPr>
+          <w:b/>
+          <w:color w:val="auto"/>
+          <w:sz w:val="21"/>
+        </w:rPr>
+        <w:t xml:space="preserve">    贡献比例：20%</w:t>
       </w:r>
     </w:p>
     <w:p>
